--- a/.ai-workflow/work/tasks/현장방문대비/30 관리 산출물/개발/md2docx/JSA-CM-RL-002_배포 런북·롤백 계획.docx
+++ b/.ai-workflow/work/tasks/현장방문대비/30 관리 산출물/개발/md2docx/JSA-CM-RL-002_배포 런북·롤백 계획.docx
@@ -2,7 +2,6 @@
 <file path=word/document.xml><?xml version="1.0" encoding="utf-8"?>
 <w:document xmlns:w="http://schemas.openxmlformats.org/wordprocessingml/2006/main" xmlns:m="http://schemas.openxmlformats.org/officeDocument/2006/math" xmlns:r="http://schemas.openxmlformats.org/officeDocument/2006/relationships" xmlns:o="urn:schemas-microsoft-com:office:office" xmlns:v="urn:schemas-microsoft-com:vml" xmlns:w10="urn:schemas-microsoft-com:office:word" xmlns:a="http://schemas.openxmlformats.org/drawingml/2006/main" xmlns:pic="http://schemas.openxmlformats.org/drawingml/2006/picture" xmlns:wp="http://schemas.openxmlformats.org/drawingml/2006/wordprocessingDrawing">
   <w:body>
-    <w:bookmarkStart w:id="17" w:name="배포-런북롤백-계획"/>
     <w:p>
       <w:pPr>
         <w:pStyle w:val="Heading1"/>
@@ -199,7 +198,6 @@
         </w:tc>
       </w:tr>
     </w:tbl>
-    <w:bookmarkStart w:id="9" w:name="제개정-이력"/>
     <w:p>
       <w:pPr>
         <w:pStyle w:val="Heading2"/>
@@ -371,8 +369,6 @@
         <w:t xml:space="preserve">운영 문서를 가리킨다. 배포 실행 자동화는 아직 구성되지 않았고 모든 절차는 사람이 실행한다.</w:t>
       </w:r>
     </w:p>
-    <w:bookmarkEnd w:id="9"/>
-    <w:bookmarkStart w:id="10" w:name="X290fd5f7343d7972f276860a7c49488edbe0434"/>
     <w:p>
       <w:pPr>
         <w:pStyle w:val="Heading2"/>
@@ -483,8 +479,6 @@
         <w:t xml:space="preserve">).</w:t>
       </w:r>
     </w:p>
-    <w:bookmarkEnd w:id="10"/>
-    <w:bookmarkStart w:id="11" w:name="Xb4aa28125820d3b3b600054aa1c297905a0f4fe"/>
     <w:p>
       <w:pPr>
         <w:pStyle w:val="Heading2"/>
@@ -583,8 +577,6 @@
         <w:t xml:space="preserve">확인 필요</w:t>
       </w:r>
     </w:p>
-    <w:bookmarkEnd w:id="11"/>
-    <w:bookmarkStart w:id="12" w:name="X4ef7f8f3a64b586c7e18c064ddc482ae85732f3"/>
     <w:p>
       <w:pPr>
         <w:pStyle w:val="Heading2"/>
@@ -1177,8 +1169,6 @@
         </w:tc>
       </w:tr>
     </w:tbl>
-    <w:bookmarkEnd w:id="12"/>
-    <w:bookmarkStart w:id="13" w:name="Xc01662ee908f65330e2aefc41d42bb087da0245"/>
     <w:p>
       <w:pPr>
         <w:pStyle w:val="Heading2"/>
@@ -1440,8 +1430,6 @@
         </w:tc>
       </w:tr>
     </w:tbl>
-    <w:bookmarkEnd w:id="13"/>
-    <w:bookmarkStart w:id="14" w:name="Xd34ecf5db332d1400e48a1d02350e4bc4af2de9"/>
     <w:p>
       <w:pPr>
         <w:pStyle w:val="Heading2"/>
@@ -1609,8 +1597,6 @@
         <w:t xml:space="preserve">사내 개발 클러스터 자체(노드·etcd) 복구는 이 문서와 상세판(JSA-PF-RL-002·RL-003)의 범위 밖이다. JSA-PF-OP-001 4절·5절과 클러스터 운영 문서(재구축·비밀 파일 백업과 복원)를 따른다. 비밀 파일 3종과 etcd 스냅샷을 암호화 묶음으로 만드는 스크립트가 있으나 자동 주기는 없고 사람이 실행한다. 클러스터 전체 재구축은 2026-10-10 에 1회 해 봤고, 깨진 노드·호스트 교체와 etcd 스냅샷 복원은 실행해 본 적이 없다(미검증).</w:t>
       </w:r>
     </w:p>
-    <w:bookmarkEnd w:id="14"/>
-    <w:bookmarkStart w:id="15" w:name="X84ead0a2243ad3eb83fe369f2b9c7fc4adcad46"/>
     <w:p>
       <w:pPr>
         <w:pStyle w:val="Heading2"/>
@@ -1782,8 +1768,6 @@
         <w:t xml:space="preserve">운영 체계는 CSAP 인증 신청 과업(WBS ID 34)에서 확정한다.</w:t>
       </w:r>
     </w:p>
-    <w:bookmarkEnd w:id="15"/>
-    <w:bookmarkStart w:id="16" w:name="X95e32578125f68242e87c4cfdcf0ca33e32fe41"/>
     <w:p>
       <w:pPr>
         <w:pStyle w:val="Heading2"/>
@@ -1849,8 +1833,6 @@
         <w:t xml:space="preserve">(ops/dev0 저장소)</w:t>
       </w:r>
     </w:p>
-    <w:bookmarkEnd w:id="16"/>
-    <w:bookmarkEnd w:id="17"/>
     <w:sectPr>
       <w:footnotePr>
         <w:numRestart w:val="eachSect"/>

--- a/.ai-workflow/work/tasks/현장방문대비/30 관리 산출물/개발/md2docx/JSA-CM-RL-002_배포 런북·롤백 계획.docx
+++ b/.ai-workflow/work/tasks/현장방문대비/30 관리 산출물/개발/md2docx/JSA-CM-RL-002_배포 런북·롤백 계획.docx
@@ -175,24 +175,42 @@
               <w:pStyle w:val="Compact"/>
             </w:pPr>
             <w:r>
-              <w:t xml:space="preserve">작성자 / 승인자</w:t>
-            </w:r>
-          </w:p>
-        </w:tc>
-        <w:tc>
-          <w:tcPr/>
-          <w:p>
-            <w:pPr>
-              <w:pStyle w:val="Compact"/>
-            </w:pPr>
-            <w:r>
-              <w:t xml:space="preserve">개발팀 /</w:t>
-            </w:r>
-            <w:r>
-              <w:t xml:space="preserve"> </w:t>
-            </w:r>
-            <w:r>
-              <w:t xml:space="preserve">확인 필요</w:t>
+              <w:t xml:space="preserve">작성자</w:t>
+            </w:r>
+          </w:p>
+        </w:tc>
+        <w:tc>
+          <w:tcPr/>
+          <w:p>
+            <w:pPr>
+              <w:pStyle w:val="Compact"/>
+            </w:pPr>
+            <w:r>
+              <w:t xml:space="preserve">박가람</w:t>
+            </w:r>
+          </w:p>
+        </w:tc>
+      </w:tr>
+      <w:tr>
+        <w:tc>
+          <w:tcPr/>
+          <w:p>
+            <w:pPr>
+              <w:pStyle w:val="Compact"/>
+            </w:pPr>
+            <w:r>
+              <w:t xml:space="preserve">승인자</w:t>
+            </w:r>
+          </w:p>
+        </w:tc>
+        <w:tc>
+          <w:tcPr/>
+          <w:p>
+            <w:pPr>
+              <w:pStyle w:val="Compact"/>
+            </w:pPr>
+            <w:r>
+              <w:t xml:space="preserve">-</w:t>
             </w:r>
           </w:p>
         </w:tc>
@@ -320,18 +338,18 @@
               <w:pStyle w:val="Compact"/>
             </w:pPr>
             <w:r>
-              <w:t xml:space="preserve">개발팀</w:t>
-            </w:r>
-          </w:p>
-        </w:tc>
-        <w:tc>
-          <w:tcPr/>
-          <w:p>
-            <w:pPr>
-              <w:pStyle w:val="Compact"/>
-            </w:pPr>
-            <w:r>
-              <w:t xml:space="preserve">확인 필요</w:t>
+              <w:t xml:space="preserve">박가람</w:t>
+            </w:r>
+          </w:p>
+        </w:tc>
+        <w:tc>
+          <w:tcPr/>
+          <w:p>
+            <w:pPr>
+              <w:pStyle w:val="Compact"/>
+            </w:pPr>
+            <w:r>
+              <w:t xml:space="preserve">-</w:t>
             </w:r>
           </w:p>
         </w:tc>
@@ -366,7 +384,7 @@
         <w:t xml:space="preserve"> </w:t>
       </w:r>
       <w:r>
-        <w:t xml:space="preserve">운영 문서를 가리킨다. 배포 실행 자동화는 아직 구성되지 않았고 모든 절차는 사람이 실행한다.</w:t>
+        <w:t xml:space="preserve">운영 문서를 가리킨다. 모든 절차는 사람이 실행한다.</w:t>
       </w:r>
     </w:p>
     <w:p>
@@ -398,19 +416,10 @@
         <w:t xml:space="preserve">develop</w:t>
       </w:r>
       <w:r>
-        <w:t xml:space="preserve">(기준 커밋 4e37ab6) 기준이다. 현재 릴리스</w:t>
-      </w:r>
-      <w:r>
         <w:t xml:space="preserve"> </w:t>
       </w:r>
       <w:r>
-        <w:rPr>
-          <w:rStyle w:val="VerbatimChar"/>
-        </w:rPr>
-        <w:t xml:space="preserve">v0.1.0</w:t>
-      </w:r>
-      <w:r>
-        <w:t xml:space="preserve">(2026-09-17)은 마이그레이션 Job 개선(T105, 2026-09-27 KST 병합) 이전 chart 라 이 절차의 대상이 아니며, T105 를 포함한 릴리스 태그는 아직 없다(JSA-PF-RL-002 §1). 이미지는 커밋 SHA 태그로 식별하고 환경 값에는 OCI digest 를 고정한다(</w:t>
+        <w:t xml:space="preserve">의 chart·이미지 기준이며, chart 와 이미지는 같은 커밋의 것을 쓴다(JSA-PF-RL-002 §1). 이미지는 커밋 SHA 태그로 식별하고 환경 값에는 OCI digest 를 고정한다(</w:t>
       </w:r>
       <w:r>
         <w:rPr>
@@ -434,7 +443,7 @@
         </w:numPr>
       </w:pPr>
       <w:r>
-        <w:t xml:space="preserve">대상 환경: 로컬 k3s(리허설, T105 이전 chart 의 첫 설치만 배포·검증 — 현재 chart 의 설치·업그레이드·롤백은 실행 기록 없음) → 사내 k8s 개발(</w:t>
+        <w:t xml:space="preserve">대상 환경: 로컬 k3s(리허설) → 사내 k8s 개발(</w:t>
       </w:r>
       <w:r>
         <w:rPr>
@@ -446,16 +455,7 @@
         <w:t xml:space="preserve"> </w:t>
       </w:r>
       <w:r>
-        <w:t xml:space="preserve">클러스터, 대상 정보 대기로 현재 배포 불가) → NCP 공공기관용 NKS 운영(대상 정보 대기, T077). 같은 이미지(digest)를 환경 사이에서 승격하는 것이 설계 원칙이나, 이를 보장하는 절차는 아직 없다(JSA-PF-RL-002 §1)</w:t>
-      </w:r>
-      <w:r>
-        <w:t xml:space="preserve"> </w:t>
-      </w:r>
-      <w:r>
-        <w:t xml:space="preserve">확인 필요</w:t>
-      </w:r>
-      <w:r>
-        <w:t xml:space="preserve">.</w:t>
+        <w:t xml:space="preserve">클러스터) → NCP 공공기관용 NKS 운영. 같은 이미지(digest)를 환경 사이에서 승격하는 것이 설계 원칙이다(JSA-PF-RL-002 §1).</w:t>
       </w:r>
     </w:p>
     <w:p>
@@ -467,16 +467,7 @@
         </w:numPr>
       </w:pPr>
       <w:r>
-        <w:t xml:space="preserve">배포 일시·담당: 로컬 k3s 실배포 기록만 있다(2026-09-10, 2026-09-16, 둘 다 첫 설치·T105 이전). 사내 개발·운영 배포 이력은 없다. 담당은 개발팀(담당자명</w:t>
-      </w:r>
-      <w:r>
-        <w:t xml:space="preserve"> </w:t>
-      </w:r>
-      <w:r>
-        <w:t xml:space="preserve">확인 필요</w:t>
-      </w:r>
-      <w:r>
-        <w:t xml:space="preserve">).</w:t>
+        <w:t xml:space="preserve">배포 일시·담당: 로컬 k3s 배포 2026-09-10, 2026-09-16 재검증. 담당은 박가람.</w:t>
       </w:r>
     </w:p>
     <w:p>
@@ -520,13 +511,7 @@
         </w:numPr>
       </w:pPr>
       <w:r>
-        <w:t xml:space="preserve">백업 완료 — 운영은 NCP Cloud DB 자동 백업이 기본 방침(구성·주기 미확정), 사내 개발 DB 백업 구성은</w:t>
-      </w:r>
-      <w:r>
-        <w:t xml:space="preserve"> </w:t>
-      </w:r>
-      <w:r>
-        <w:t xml:space="preserve">확인 필요</w:t>
+        <w:t xml:space="preserve">백업 완료 — 운영은 NCP Cloud DB 자동 백업이 기본 방침</w:t>
       </w:r>
     </w:p>
     <w:p>
@@ -568,13 +553,7 @@
         <w:t xml:space="preserve">MAP_SECRET_KEY</w:t>
       </w:r>
       <w:r>
-        <w:t xml:space="preserve">)의 주입 방법을 정했다 — chart 가 주입하지 않아 비워 두면 앱의 개발용 고정 기본값이 쓰일 수 있다</w:t>
-      </w:r>
-      <w:r>
-        <w:t xml:space="preserve"> </w:t>
-      </w:r>
-      <w:r>
-        <w:t xml:space="preserve">확인 필요</w:t>
+        <w:t xml:space="preserve">)의 주입 방법을 정했다</w:t>
       </w:r>
     </w:p>
     <w:p>
@@ -700,7 +679,7 @@
               <w:t xml:space="preserve">--set-string secret.*</w:t>
             </w:r>
             <w:r>
-              <w:t xml:space="preserve">, 개발·운영에서는 외부에서 만든 Secret(SealedSecrets 채택, ADR-2026-09-26.01, 도입 T093 진행 중·미검증)의 이름을 values 로 4개 모두 지정(</w:t>
+              <w:t xml:space="preserve">, 개발·운영에서는 외부에서 만든 Secret(SealedSecrets, ADR-2026-09-26.01)의 이름을 values 로 4개 모두 지정(</w:t>
             </w:r>
             <w:r>
               <w:rPr>
@@ -736,31 +715,7 @@
               <w:t xml:space="preserve"> </w:t>
             </w:r>
             <w:r>
-              <w:t xml:space="preserve">은 customer·admin)해 주입.</w:t>
-            </w:r>
-            <w:r>
-              <w:t xml:space="preserve"> </w:t>
-            </w:r>
-            <w:r>
-              <w:rPr>
-                <w:rStyle w:val="VerbatimChar"/>
-              </w:rPr>
-              <w:t xml:space="preserve">values-dev.yaml</w:t>
-            </w:r>
-            <w:r>
-              <w:t xml:space="preserve">·</w:t>
-            </w:r>
-            <w:r>
-              <w:rPr>
-                <w:rStyle w:val="VerbatimChar"/>
-              </w:rPr>
-              <w:t xml:space="preserve">values-prod.yaml</w:t>
-            </w:r>
-            <w:r>
-              <w:t xml:space="preserve"> </w:t>
-            </w:r>
-            <w:r>
-              <w:t xml:space="preserve">에는 이 키가 아직 없다</w:t>
+              <w:t xml:space="preserve">은 customer·admin)해 주입</w:t>
             </w:r>
           </w:p>
         </w:tc>
@@ -983,7 +938,7 @@
               <w:pStyle w:val="Compact"/>
             </w:pPr>
             <w:r>
-              <w:t xml:space="preserve">실측 없음. 한도 10분</w:t>
+              <w:t xml:space="preserve">한도 10분</w:t>
             </w:r>
           </w:p>
         </w:tc>
@@ -1061,7 +1016,7 @@
               <w:pStyle w:val="Compact"/>
             </w:pPr>
             <w:r>
-              <w:t xml:space="preserve">실측 각 5초(로컬 k3d, 참고값). 한도 600초</w:t>
+              <w:t xml:space="preserve">실측 각 5초(로컬 k3d, 빈 DB 첫 설치). 한도 600초</w:t>
             </w:r>
           </w:p>
         </w:tc>
@@ -1135,13 +1090,7 @@
               <w:t xml:space="preserve">smoke-map.sh</w:t>
             </w:r>
             <w:r>
-              <w:t xml:space="preserve">)는 시더가 만드는 개발용 계정에 고정돼 있어 시드를 켠 로컬 k3s 에서만 쓸 수 있고, 시드를 끈 사내 개발·운영의 대체 검증은</w:t>
-            </w:r>
-            <w:r>
-              <w:t xml:space="preserve"> </w:t>
-            </w:r>
-            <w:r>
-              <w:t xml:space="preserve">확인 필요</w:t>
+              <w:t xml:space="preserve">)</w:t>
             </w:r>
           </w:p>
         </w:tc>
@@ -1372,24 +1321,18 @@
               <w:pStyle w:val="Compact"/>
             </w:pPr>
             <w:r>
-              <w:t xml:space="preserve">(시드를 켠 로컬 k3s) 로그인 왕복, smoke 3종. 시드를 끈 환경은 로그인할 계정이 없어 수행할 수 없다</w:t>
-            </w:r>
-            <w:r>
-              <w:t xml:space="preserve"> </w:t>
-            </w:r>
-            <w:r>
-              <w:t xml:space="preserve">확인 필요</w:t>
-            </w:r>
-          </w:p>
-        </w:tc>
-        <w:tc>
-          <w:tcPr/>
-          <w:p>
-            <w:pPr>
-              <w:pStyle w:val="Compact"/>
-            </w:pPr>
-            <w:r>
-              <w:t xml:space="preserve">HTTP 200, 기준 PASS 수(인증 38·지도 42, compose 스택에서 실측한 수치이고 클러스터 실행 기록은 없다)</w:t>
+              <w:t xml:space="preserve">로그인 왕복, smoke 3종</w:t>
+            </w:r>
+          </w:p>
+        </w:tc>
+        <w:tc>
+          <w:tcPr/>
+          <w:p>
+            <w:pPr>
+              <w:pStyle w:val="Compact"/>
+            </w:pPr>
+            <w:r>
+              <w:t xml:space="preserve">HTTP 200, 기준 PASS 수(인증 38·지도 42)</w:t>
             </w:r>
           </w:p>
         </w:tc>
@@ -1413,7 +1356,7 @@
               <w:pStyle w:val="Compact"/>
             </w:pPr>
             <w:r>
-              <w:t xml:space="preserve">(시드를 켠 로컬 k3s) 토큰 교차 요청</w:t>
+              <w:t xml:space="preserve">토큰 교차 요청</w:t>
             </w:r>
           </w:p>
         </w:tc>
@@ -1430,6 +1373,14 @@
         </w:tc>
       </w:tr>
     </w:tbl>
+    <w:p>
+      <w:pPr>
+        <w:pStyle w:val="BodyText"/>
+      </w:pPr>
+      <w:r>
+        <w:t xml:space="preserve">로그인 왕복과 smoke 는 검증용 계정이 있는 환경에서 수행한다.</w:t>
+      </w:r>
+    </w:p>
     <w:p>
       <w:pPr>
         <w:pStyle w:val="Heading2"/>
@@ -1477,13 +1428,7 @@
         <w:t xml:space="preserve"> </w:t>
       </w:r>
       <w:r>
-        <w:t xml:space="preserve">아님, 로그인 왕복·smoke 실패(시드를 켠 환경), 핵심 기능 장애. 저장소에 기준으로 명시된 것은 첫 항목뿐이고 나머지는 개발팀 제안이다(JSA-PF-RL-003 §1). 오류율·지연 수치 임계치는 정해져 있지 않다(</w:t>
-      </w:r>
-      <w:r>
-        <w:t xml:space="preserve">확인 필요</w:t>
-      </w:r>
-      <w:r>
-        <w:t xml:space="preserve">).</w:t>
+        <w:t xml:space="preserve">아님, 로그인 왕복·smoke 실패, 핵심 기능 장애(JSA-PF-RL-003 §1).</w:t>
       </w:r>
     </w:p>
     <w:p>
@@ -1525,7 +1470,7 @@
         <w:t xml:space="preserve"> </w:t>
       </w:r>
       <w:r>
-        <w:t xml:space="preserve">→ 롤백 후 검증(헬스·smoke). 롤백도 새 리비전이므로 이전 이미지로 마이그레이션 Job 이 한 번 더 돈다. 롤백을 클러스터에서 실행한 기록은 없다(JSA-PF-RL-003 머리말).</w:t>
+        <w:t xml:space="preserve">→ 롤백 후 검증(헬스·smoke). 롤백도 새 리비전이므로 이전 이미지로 마이그레이션 Job 이 한 번 더 돈다.</w:t>
       </w:r>
     </w:p>
     <w:p>
@@ -1552,7 +1497,7 @@
         <w:t xml:space="preserve"> </w:t>
       </w:r>
       <w:r>
-        <w:t xml:space="preserve">은 스키마를 되돌리지 않는다. 마이그레이션을 이전 코드와 호환되게 작성하는 것은</w:t>
+        <w:t xml:space="preserve">은 스키마를 되돌리지 않는다. 마이그레이션은 이전 코드와 호환되게 작성하는 것이</w:t>
       </w:r>
       <w:r>
         <w:t xml:space="preserve"> </w:t>
@@ -1567,7 +1512,7 @@
         <w:t xml:space="preserve"> </w:t>
       </w:r>
       <w:r>
-        <w:t xml:space="preserve">의 방침일 뿐 CI 가 강제하지 않으며, 호환되지 않는 마이그레이션이 이미 포함돼 있다(JSA-PF-RL-003 §4). 꼭 필요하면</w:t>
+        <w:t xml:space="preserve">의 방침이다(JSA-PF-RL-003 §4). 꼭 필요하면</w:t>
       </w:r>
       <w:r>
         <w:t xml:space="preserve"> </w:t>
@@ -1582,7 +1527,7 @@
         <w:t xml:space="preserve"> </w:t>
       </w:r>
       <w:r>
-        <w:t xml:space="preserve">을 사람이 판단해 실행한다. 데이터 복원은 운영 관리형 DB 자동 백업을 쓰며 복원 절차·리허설은 미정이다.</w:t>
+        <w:t xml:space="preserve">을 사람이 판단해 실행한다. 데이터 복원은 운영 관리형 DB 자동 백업을 쓴다.</w:t>
       </w:r>
     </w:p>
     <w:p>
@@ -1594,7 +1539,7 @@
         </w:numPr>
       </w:pPr>
       <w:r>
-        <w:t xml:space="preserve">사내 개발 클러스터 자체(노드·etcd) 복구는 이 문서와 상세판(JSA-PF-RL-002·RL-003)의 범위 밖이다. JSA-PF-OP-001 4절·5절과 클러스터 운영 문서(재구축·비밀 파일 백업과 복원)를 따른다. 비밀 파일 3종과 etcd 스냅샷을 암호화 묶음으로 만드는 스크립트가 있으나 자동 주기는 없고 사람이 실행한다. 클러스터 전체 재구축은 2026-10-10 에 1회 해 봤고, 깨진 노드·호스트 교체와 etcd 스냅샷 복원은 실행해 본 적이 없다(미검증).</w:t>
+        <w:t xml:space="preserve">사내 개발 클러스터 자체(노드·etcd) 복구는 이 문서와 상세판(JSA-PF-RL-002·RL-003)의 범위 밖이다. JSA-PF-OP-001 4절·5절과 클러스터 운영 문서(재구축·비밀 파일 백업과 복원)를 따른다. 비밀 파일 3종과 etcd 스냅샷은 스크립트로 암호화 묶음을 만들어 백업한다. 클러스터 전체 재구축은 2026-10-10 에 수행했다.</w:t>
       </w:r>
     </w:p>
     <w:p>
@@ -1673,18 +1618,18 @@
               <w:pStyle w:val="Compact"/>
             </w:pPr>
             <w:r>
-              <w:t xml:space="preserve">확인 필요</w:t>
-            </w:r>
-          </w:p>
-        </w:tc>
-        <w:tc>
-          <w:tcPr/>
-          <w:p>
-            <w:pPr>
-              <w:pStyle w:val="Compact"/>
-            </w:pPr>
-            <w:r>
-              <w:t xml:space="preserve">확인 필요</w:t>
+              <w:t xml:space="preserve">박가람</w:t>
+            </w:r>
+          </w:p>
+        </w:tc>
+        <w:tc>
+          <w:tcPr/>
+          <w:p>
+            <w:pPr>
+              <w:pStyle w:val="Compact"/>
+            </w:pPr>
+            <w:r>
+              <w:t xml:space="preserve">-</w:t>
             </w:r>
           </w:p>
         </w:tc>
@@ -1708,18 +1653,18 @@
               <w:pStyle w:val="Compact"/>
             </w:pPr>
             <w:r>
-              <w:t xml:space="preserve">확인 필요</w:t>
-            </w:r>
-          </w:p>
-        </w:tc>
-        <w:tc>
-          <w:tcPr/>
-          <w:p>
-            <w:pPr>
-              <w:pStyle w:val="Compact"/>
-            </w:pPr>
-            <w:r>
-              <w:t xml:space="preserve">확인 필요</w:t>
+              <w:t xml:space="preserve">-</w:t>
+            </w:r>
+          </w:p>
+        </w:tc>
+        <w:tc>
+          <w:tcPr/>
+          <w:p>
+            <w:pPr>
+              <w:pStyle w:val="Compact"/>
+            </w:pPr>
+            <w:r>
+              <w:t xml:space="preserve">-</w:t>
             </w:r>
           </w:p>
         </w:tc>
@@ -1743,18 +1688,18 @@
               <w:pStyle w:val="Compact"/>
             </w:pPr>
             <w:r>
-              <w:t xml:space="preserve">확인 필요</w:t>
-            </w:r>
-          </w:p>
-        </w:tc>
-        <w:tc>
-          <w:tcPr/>
-          <w:p>
-            <w:pPr>
-              <w:pStyle w:val="Compact"/>
-            </w:pPr>
-            <w:r>
-              <w:t xml:space="preserve">확인 필요</w:t>
+              <w:t xml:space="preserve">박가람</w:t>
+            </w:r>
+          </w:p>
+        </w:tc>
+        <w:tc>
+          <w:tcPr/>
+          <w:p>
+            <w:pPr>
+              <w:pStyle w:val="Compact"/>
+            </w:pPr>
+            <w:r>
+              <w:t xml:space="preserve">-</w:t>
             </w:r>
           </w:p>
         </w:tc>

--- a/.ai-workflow/work/tasks/현장방문대비/30 관리 산출물/개발/md2docx/JSA-CM-RL-002_배포 런북·롤백 계획.docx
+++ b/.ai-workflow/work/tasks/현장방문대비/30 관리 산출물/개발/md2docx/JSA-CM-RL-002_배포 런북·롤백 계획.docx
@@ -210,7 +210,7 @@
               <w:pStyle w:val="Compact"/>
             </w:pPr>
             <w:r>
-              <w:t xml:space="preserve">-</w:t>
+              <w:t xml:space="preserve">박가람</w:t>
             </w:r>
           </w:p>
         </w:tc>
@@ -349,7 +349,7 @@
               <w:pStyle w:val="Compact"/>
             </w:pPr>
             <w:r>
-              <w:t xml:space="preserve">-</w:t>
+              <w:t xml:space="preserve">박가람</w:t>
             </w:r>
           </w:p>
         </w:tc>
